--- a/phase wise documents/Project Planning Phase(2)/Project Planning Template.docx
+++ b/phase wise documents/Project Planning Phase(2)/Project Planning Template.docx
@@ -2410,7 +2410,7 @@
               <w:spacing w:after="160"/>
             </w:pPr>
             <w:r>
-              <w:t>6 Days</w:t>
+              <w:t>2 Days</w:t>
             </w:r>
           </w:p>
         </w:tc>
@@ -2525,7 +2525,7 @@
               <w:spacing w:after="160"/>
             </w:pPr>
             <w:r>
-              <w:t>6 Days</w:t>
+              <w:t>2 Days</w:t>
             </w:r>
           </w:p>
         </w:tc>
@@ -2650,7 +2650,7 @@
               <w:spacing w:after="160"/>
             </w:pPr>
             <w:r>
-              <w:t>6 Days</w:t>
+              <w:t>2 Days</w:t>
             </w:r>
           </w:p>
         </w:tc>
@@ -2775,7 +2775,7 @@
               <w:spacing w:after="160"/>
             </w:pPr>
             <w:r>
-              <w:t>6 Days</w:t>
+              <w:t>2 Days</w:t>
             </w:r>
           </w:p>
         </w:tc>
@@ -2805,7 +2805,7 @@
               <w:spacing w:after="160"/>
             </w:pPr>
             <w:r>
-              <w:t>15 Oct 2026</w:t>
+              <w:t>16 Oct 2026</w:t>
             </w:r>
           </w:p>
         </w:tc>
@@ -2835,7 +2835,7 @@
               <w:spacing w:after="160"/>
             </w:pPr>
             <w:r>
-              <w:t>15 Oct 2026</w:t>
+              <w:t>16 Oct 2026</w:t>
             </w:r>
           </w:p>
         </w:tc>
